--- a/documents-src/guidelines/cpcf-plateau-indigenous-communities-fund-2027-rfp.docx
+++ b/documents-src/guidelines/cpcf-plateau-indigenous-communities-fund-2027-rfp.docx
@@ -84,7 +84,7 @@
           </w:p>
           <w:p>
             <w:r>
-              <w:t>Program page: https://example.github.io/cinder-peaks-community-foundation/grants/plateau-indigenous-communities-fund/</w:t>
+              <w:t>Program page: https://hufsa-stack.github.io/cinder-peaks-community-foundation/grants/plateau-indigenous-communities-fund/</w:t>
             </w:r>
           </w:p>
         </w:tc>
@@ -878,7 +878,7 @@
         <w:t xml:space="preserve">Letter of Inquiry Template: </w:t>
       </w:r>
       <w:r>
-        <w:t>https://example.github.io/cinder-peaks-community-foundation/documents/templates/cpcf-letter-of-inquiry-template.pdf</w:t>
+        <w:t>https://hufsa-stack.github.io/cinder-peaks-community-foundation/documents/templates/cpcf-letter-of-inquiry-template.pdf</w:t>
       </w:r>
     </w:p>
     <w:p>
@@ -892,7 +892,7 @@
         <w:t xml:space="preserve">Grant Project Budget Template: </w:t>
       </w:r>
       <w:r>
-        <w:t>https://example.github.io/cinder-peaks-community-foundation/documents/templates/cpcf-grant-project-budget-template.pdf</w:t>
+        <w:t>https://hufsa-stack.github.io/cinder-peaks-community-foundation/documents/templates/cpcf-grant-project-budget-template.pdf</w:t>
       </w:r>
     </w:p>
     <w:p>
@@ -906,7 +906,7 @@
         <w:t xml:space="preserve">Final Grant Report Form: </w:t>
       </w:r>
       <w:r>
-        <w:t>https://example.github.io/cinder-peaks-community-foundation/documents/reporting/cpcf-final-grant-report-form.pdf</w:t>
+        <w:t>https://hufsa-stack.github.io/cinder-peaks-community-foundation/documents/reporting/cpcf-final-grant-report-form.pdf</w:t>
       </w:r>
     </w:p>
     <w:p>

--- a/documents-src/guidelines/cpcf-plateau-indigenous-communities-fund-2027-rfp.docx
+++ b/documents-src/guidelines/cpcf-plateau-indigenous-communities-fund-2027-rfp.docx
@@ -495,7 +495,7 @@
               <w:rPr>
                 <w:sz w:val="19"/>
               </w:rPr>
-              <w:t>Friday, December 4, 2026, 5:00 p.m. MST</w:t>
+              <w:t>Friday, December 4, 2026, 6:00 p.m. MST</w:t>
             </w:r>
           </w:p>
         </w:tc>
@@ -571,7 +571,7 @@
               <w:rPr>
                 <w:sz w:val="19"/>
               </w:rPr>
-              <w:t>Friday, February 5, 2027, 5:00 p.m. MST</w:t>
+              <w:t>Friday, February 5, 2027, 6:00 p.m. MST</w:t>
             </w:r>
           </w:p>
         </w:tc>
@@ -701,7 +701,7 @@
         <w:t xml:space="preserve">2.  Submit a letter of inquiry. </w:t>
       </w:r>
       <w:r>
-        <w:t>Email the completed Letter of Inquiry Template to grants@cinderpeakscf.org, or call the program officer to schedule an oral letter of inquiry, by 5:00 p.m. MST on December 4, 2026.</w:t>
+        <w:t>Email the completed Letter of Inquiry Template to grants@cinderpeakscf.org, or call the program officer to schedule an oral letter of inquiry, by 6:00 p.m. MST on December 4, 2026.</w:t>
       </w:r>
     </w:p>
     <w:p>
@@ -731,7 +731,7 @@
         <w:t xml:space="preserve">4.  Submit the full application. </w:t>
       </w:r>
       <w:r>
-        <w:t>Invited applicants submit the full application and Grant Project Budget Template in the CPCF Grant Portal by 5:00 p.m. MST on February 5, 2027.</w:t>
+        <w:t>Invited applicants submit the full application and Grant Project Budget Template in the CPCF Grant Portal by 6:00 p.m. MST on February 5, 2027.</w:t>
       </w:r>
     </w:p>
     <w:p>

--- a/documents-src/guidelines/cpcf-plateau-indigenous-communities-fund-2027-rfp.docx
+++ b/documents-src/guidelines/cpcf-plateau-indigenous-communities-fund-2027-rfp.docx
@@ -31,7 +31,7 @@
           <w:color w:val="5F6B6E"/>
           <w:sz w:val="22"/>
         </w:rPr>
-        <w:t>Competitive grant recommended by a community advisory council (two-stage)  ·  Letters of inquiry due December 4, 2026</w:t>
+        <w:t>Competitive grant recommended by a community advisory council (two-stage)  ·  Letters of inquiry due December 18, 2026</w:t>
       </w:r>
     </w:p>
     <w:tbl>
@@ -495,7 +495,7 @@
               <w:rPr>
                 <w:sz w:val="19"/>
               </w:rPr>
-              <w:t>Friday, December 4, 2026, 5:00 p.m. MST</w:t>
+              <w:t>Friday, December 18, 2026, 5:00 p.m. MST</w:t>
             </w:r>
           </w:p>
         </w:tc>
@@ -533,7 +533,7 @@
               <w:rPr>
                 <w:sz w:val="19"/>
               </w:rPr>
-              <w:t>Sent by December 18, 2026</w:t>
+              <w:t>Sent by January 8, 2027</w:t>
             </w:r>
           </w:p>
         </w:tc>
@@ -701,7 +701,7 @@
         <w:t xml:space="preserve">2.  Submit a letter of inquiry. </w:t>
       </w:r>
       <w:r>
-        <w:t>Email the completed Letter of Inquiry Template to grants@cinderpeakscf.org, or call the program officer to schedule an oral letter of inquiry, by 5:00 p.m. MST on December 4, 2026.</w:t>
+        <w:t>Email the completed Letter of Inquiry Template to grants@cinderpeakscf.org, or call the program officer to schedule an oral letter of inquiry, by 5:00 p.m. MST on December 18, 2026.</w:t>
       </w:r>
     </w:p>
     <w:p>
@@ -716,7 +716,7 @@
         <w:t xml:space="preserve">3.  Advisory Council review. </w:t>
       </w:r>
       <w:r>
-        <w:t>The Plateau Fund Advisory Council reviews all letters and invites selected applicants to submit a full application by December 18, 2026.</w:t>
+        <w:t>The Plateau Fund Advisory Council reviews all letters and invites selected applicants to submit a full application by January 8, 2027.</w:t>
       </w:r>
     </w:p>
     <w:p>

--- a/documents-src/guidelines/cpcf-plateau-indigenous-communities-fund-2027-rfp.docx
+++ b/documents-src/guidelines/cpcf-plateau-indigenous-communities-fund-2027-rfp.docx
@@ -976,12 +976,12 @@
           </w:p>
           <w:p>
             <w:r>
-              <w:t>Dana Whitehorse, Program Officer, Indigenous Communities</w:t>
+              <w:t>Mara Begay, Program Officer, Indigenous Communities</w:t>
             </w:r>
           </w:p>
           <w:p>
             <w:r>
-              <w:t>Email: dwhitehorse@cinderpeakscf.org   ·   Phone: (928) 555-0147 ext. 121</w:t>
+              <w:t>Email: mbegay@cinderpeakscf.org   ·   Phone: (928) 555-0147 ext. 121</w:t>
             </w:r>
           </w:p>
           <w:p>
